--- a/downloads/documents/04 Units/Unit 02 - Individual Growth and Life Readiness - Me, My Goals, My Money/Lesson 02.06 - Time and Energy as Resources.docx
+++ b/downloads/documents/04 Units/Unit 02 - Individual Growth and Life Readiness - Me, My Goals, My Money/Lesson 02.06 - Time and Energy as Resources.docx
@@ -374,7 +374,7 @@
         <w:t xml:space="preserve"> </w:t>
       </w:r>
       <w:r>
-        <w:t xml:space="preserve">Tier 3 (FACS): resource, time audit, energy, sleep window, the four boxes (urgent and important). See the unit vocabulary list for Turkish, Portuguese, and Spanish.</w:t>
+        <w:t xml:space="preserve">Tier 3 (FACS): resource, time audit, energy, sleep window, the four boxes (urgent and important). See the unit vocabulary list for the Spanish column.</w:t>
       </w:r>
     </w:p>
     <w:p>
@@ -1284,7 +1284,7 @@
         <w:pStyle w:val="Compact"/>
       </w:pPr>
       <w:r>
-        <w:t xml:space="preserve">ELL: the ten audit categories have a picture each on slide 4 and on the handout; the four boxes are labeled with a clock and a star (clock means urgent, star means important) so the sort can be done without the words; the Turkish, Portuguese, and Spanish words for time, sleep, urgent, and important are on the handout; the week grid is a picture. Pair with a bilingual peer for the audit; the arithmetic needs no language.</w:t>
+        <w:t xml:space="preserve">ELL: the ten audit categories have a picture each on slide 4 and on the handout; the four boxes are labeled with a clock and a star (clock means urgent, star means important) so the sort can be done without the words; the Spanish words for time, sleep, urgent, and important are on the handout; the week grid is a picture. Pair with a bilingual peer for the audit; the arithmetic needs no language.</w:t>
       </w:r>
     </w:p>
     <w:p>

--- a/downloads/documents/04 Units/Unit 02 - Individual Growth and Life Readiness - Me, My Goals, My Money/Lesson 02.06 - Time and Energy as Resources.docx
+++ b/downloads/documents/04 Units/Unit 02 - Individual Growth and Life Readiness - Me, My Goals, My Money/Lesson 02.06 - Time and Energy as Resources.docx
@@ -176,7 +176,7 @@
         <w:pStyle w:val="FirstParagraph"/>
       </w:pPr>
       <w:r>
-        <w:t xml:space="preserve">(Three substitutions, each for a line that does not exist or does not fit. The task asked for a Financial and Consumer Literacy theme line on managing time or resources; the FCL module has none, so the Health, Safety, and Wellness lines 1. c) and 1. f) are cited verbatim, as the task allowed, because sleep is the health practice this lesson teaches. The task asked for Std 3 PI A (</w:t>
+        <w:t xml:space="preserve">(Three substitutions, each for a line that does not exist or does not fit. The unit plan called for a Financial and Consumer Literacy theme line on managing time or resources; the FCL module has none, so the Health, Safety, and Wellness lines 1. c) and 1. f) are cited verbatim, as the unit plan allows, because sleep is the health practice this lesson teaches. The unit plan called for Std 3 PI A (</w:t>
       </w:r>
       <w:r>
         <w:t xml:space="preserve">“</w:t>
@@ -224,7 +224,7 @@
         <w:t xml:space="preserve"> </w:t>
       </w:r>
       <w:r>
-        <w:t xml:space="preserve">carry the lesson. The task asked for National FCS 2.1.4; in 3.0 that competency is</w:t>
+        <w:t xml:space="preserve">carry the lesson. The unit plan called for National FCS 2.1.4; in 3.0 that competency is</w:t>
       </w:r>
       <w:r>
         <w:t xml:space="preserve"> </w:t>

--- a/downloads/documents/04 Units/Unit 02 - Individual Growth and Life Readiness - Me, My Goals, My Money/Lesson 02.06 - Time and Energy as Resources.docx
+++ b/downloads/documents/04 Units/Unit 02 - Individual Growth and Life Readiness - Me, My Goals, My Money/Lesson 02.06 - Time and Energy as Resources.docx
@@ -1798,7 +1798,7 @@
         <w:pStyle w:val="Compact"/>
       </w:pPr>
       <w:r>
-        <w:t xml:space="preserve">My own materials: ClassroomStreet’s budgeting idea (a fixed amount, categories, and a total that must balance) is the model for the 24-hour audit; the audit is a budget with hours instead of dollars, and Topic 2.3 says so when the money budget arrives.</w:t>
+        <w:t xml:space="preserve">My own materials: the budgeting idea I have taught for years (a fixed amount, categories, and a total that must balance) is the model for the 24-hour audit; the audit is a budget with hours instead of dollars, and Topic 2.3 says so when the money budget arrives.</w:t>
       </w:r>
     </w:p>
     <w:p>
